--- a/流派克制关系设计.docx
+++ b/流派克制关系设计.docx
@@ -18,18 +18,7 @@
           <w:szCs w:val="40"/>
           <w:lang w:val="en-US" w:eastAsia="zh-CN"/>
         </w:rPr>
-        <w:t>火力</w:t>
-      </w:r>
-      <w:r>
-        <w:rPr>
-          <w:rFonts w:hint="eastAsia"/>
-          <w:b/>
-          <w:bCs/>
-          <w:sz w:val="32"/>
-          <w:szCs w:val="40"/>
-          <w:lang w:val="en-US" w:eastAsia="zh-CN"/>
-        </w:rPr>
-        <w:t>：攻击力高，有aoe伤害。</w:t>
+        <w:t>火力：攻击力高，有aoe伤害。</w:t>
       </w:r>
       <w:r>
         <w:rPr>
@@ -673,46 +662,585 @@
           <w:bCs/>
           <w:lang w:val="en-US" w:eastAsia="zh-CN"/>
         </w:rPr>
-        <w:t>缺点：</w:t>
+        <w:t>缺点：自己也是脆皮，容易暴毙</w:t>
+      </w:r>
+    </w:p>
+    <w:p>
+      <w:pPr>
+        <w:rPr>
+          <w:rFonts w:hint="default"/>
+          <w:b/>
+          <w:bCs/>
+          <w:sz w:val="32"/>
+          <w:szCs w:val="40"/>
+          <w:lang w:val="en-US" w:eastAsia="zh-CN"/>
+        </w:rPr>
+      </w:pPr>
+    </w:p>
+    <w:p>
+      <w:pPr>
+        <w:rPr>
+          <w:rFonts w:hint="default"/>
+          <w:b/>
+          <w:bCs/>
+          <w:sz w:val="32"/>
+          <w:szCs w:val="40"/>
+          <w:lang w:val="en-US" w:eastAsia="zh-CN"/>
+        </w:rPr>
+      </w:pPr>
+      <w:r>
+        <w:rPr>
+          <w:rFonts w:hint="eastAsia"/>
+          <w:b/>
+          <w:bCs/>
+          <w:sz w:val="32"/>
+          <w:szCs w:val="40"/>
+          <w:lang w:val="en-US" w:eastAsia="zh-CN"/>
+        </w:rPr>
+        <w:t>具体能力（未平衡）</w:t>
+      </w:r>
+    </w:p>
+    <w:p>
+      <w:pPr>
+        <w:numPr>
+          <w:ilvl w:val="0"/>
+          <w:numId w:val="1"/>
+        </w:numPr>
+        <w:bidi w:val="0"/>
+        <w:rPr>
+          <w:rFonts w:hint="eastAsia"/>
+          <w:lang w:val="en-US" w:eastAsia="zh-CN"/>
+        </w:rPr>
+      </w:pPr>
+      <w:r>
+        <w:rPr>
+          <w:rFonts w:hint="eastAsia"/>
+          <w:lang w:val="en-US" w:eastAsia="zh-CN"/>
+        </w:rPr>
+        <w:t>刺猬(反伤流，入派能力，条件：未进入其他流派）</w:t>
+      </w:r>
+    </w:p>
+    <w:p>
+      <w:pPr>
+        <w:numPr>
+          <w:numId w:val="0"/>
+        </w:numPr>
+        <w:bidi w:val="0"/>
+        <w:rPr>
+          <w:rFonts w:hint="default"/>
+          <w:lang w:val="en-US" w:eastAsia="zh-CN"/>
+        </w:rPr>
+      </w:pPr>
+      <w:r>
+        <w:rPr>
+          <w:rFonts w:hint="eastAsia"/>
+          <w:lang w:val="en-US" w:eastAsia="zh-CN"/>
+        </w:rPr>
+        <w:t>限制最大速度2，限制子弹速度除以3</w:t>
       </w:r>
       <w:bookmarkStart w:id="0" w:name="_GoBack"/>
       <w:bookmarkEnd w:id="0"/>
-      <w:r>
-        <w:rPr>
-          <w:rFonts w:hint="eastAsia"/>
-          <w:b/>
-          <w:bCs/>
-          <w:lang w:val="en-US" w:eastAsia="zh-CN"/>
-        </w:rPr>
-        <w:t>自己也是脆皮，容易暴毙</w:t>
-      </w:r>
-    </w:p>
-    <w:p>
-      <w:pPr>
+    </w:p>
+    <w:p>
+      <w:pPr>
+        <w:numPr>
+          <w:numId w:val="0"/>
+        </w:numPr>
+        <w:bidi w:val="0"/>
+        <w:rPr>
+          <w:rFonts w:hint="eastAsia"/>
+          <w:lang w:val="en-US" w:eastAsia="zh-CN"/>
+        </w:rPr>
+      </w:pPr>
+      <w:r>
+        <w:rPr>
+          <w:rFonts w:hint="eastAsia"/>
+          <w:lang w:val="en-US" w:eastAsia="zh-CN"/>
+        </w:rPr>
+        <w:t>将敌人给予的伤害（格挡前）进行反弹</w:t>
+      </w:r>
+    </w:p>
+    <w:p>
+      <w:pPr>
+        <w:numPr>
+          <w:numId w:val="0"/>
+        </w:numPr>
+        <w:bidi w:val="0"/>
+        <w:rPr>
+          <w:rFonts w:hint="eastAsia"/>
+          <w:lang w:val="en-US" w:eastAsia="zh-CN"/>
+        </w:rPr>
+      </w:pPr>
+      <w:r>
+        <w:rPr>
+          <w:rFonts w:hint="eastAsia"/>
+          <w:lang w:val="en-US" w:eastAsia="zh-CN"/>
+        </w:rPr>
+        <w:t>反弹比例</w:t>
+      </w:r>
+    </w:p>
+    <w:p>
+      <w:pPr>
+        <w:numPr>
+          <w:numId w:val="0"/>
+        </w:numPr>
+        <w:bidi w:val="0"/>
+        <w:rPr>
+          <w:rFonts w:hint="eastAsia"/>
+          <w:lang w:val="en-US" w:eastAsia="zh-CN"/>
+        </w:rPr>
+      </w:pPr>
+      <w:r>
+        <w:rPr>
+          <w:rFonts w:hint="eastAsia"/>
+          <w:lang w:val="en-US" w:eastAsia="zh-CN"/>
+        </w:rPr>
+        <w:t>1级0.1</w:t>
+      </w:r>
+    </w:p>
+    <w:p>
+      <w:pPr>
+        <w:numPr>
+          <w:numId w:val="0"/>
+        </w:numPr>
+        <w:bidi w:val="0"/>
+        <w:jc w:val="left"/>
+        <w:rPr>
+          <w:rFonts w:hint="eastAsia"/>
+          <w:lang w:val="en-US" w:eastAsia="zh-CN"/>
+        </w:rPr>
+      </w:pPr>
+      <w:r>
+        <w:rPr>
+          <w:rFonts w:hint="eastAsia"/>
+          <w:lang w:val="en-US" w:eastAsia="zh-CN"/>
+        </w:rPr>
+        <w:t>2级 0.3</w:t>
+      </w:r>
+    </w:p>
+    <w:p>
+      <w:pPr>
+        <w:numPr>
+          <w:numId w:val="0"/>
+        </w:numPr>
+        <w:bidi w:val="0"/>
+        <w:jc w:val="left"/>
+        <w:rPr>
+          <w:rFonts w:hint="eastAsia"/>
+          <w:lang w:val="en-US" w:eastAsia="zh-CN"/>
+        </w:rPr>
+      </w:pPr>
+      <w:r>
+        <w:rPr>
+          <w:rFonts w:hint="eastAsia"/>
+          <w:lang w:val="en-US" w:eastAsia="zh-CN"/>
+        </w:rPr>
+        <w:t>3级0.5</w:t>
+      </w:r>
+    </w:p>
+    <w:p>
+      <w:pPr>
+        <w:numPr>
+          <w:numId w:val="0"/>
+        </w:numPr>
+        <w:bidi w:val="0"/>
+        <w:jc w:val="left"/>
+        <w:rPr>
+          <w:rFonts w:hint="eastAsia"/>
+          <w:lang w:val="en-US" w:eastAsia="zh-CN"/>
+        </w:rPr>
+      </w:pPr>
+      <w:r>
+        <w:rPr>
+          <w:rFonts w:hint="eastAsia"/>
+          <w:lang w:val="en-US" w:eastAsia="zh-CN"/>
+        </w:rPr>
+        <w:t>4级0.6</w:t>
+      </w:r>
+    </w:p>
+    <w:p>
+      <w:pPr>
+        <w:numPr>
+          <w:numId w:val="0"/>
+        </w:numPr>
+        <w:bidi w:val="0"/>
+        <w:jc w:val="left"/>
+        <w:rPr>
+          <w:rFonts w:hint="eastAsia"/>
+          <w:lang w:val="en-US" w:eastAsia="zh-CN"/>
+        </w:rPr>
+      </w:pPr>
+      <w:r>
+        <w:rPr>
+          <w:rFonts w:hint="eastAsia"/>
+          <w:lang w:val="en-US" w:eastAsia="zh-CN"/>
+        </w:rPr>
+        <w:t>5级0.7</w:t>
+      </w:r>
+    </w:p>
+    <w:p>
+      <w:pPr>
+        <w:numPr>
+          <w:ilvl w:val="0"/>
+          <w:numId w:val="1"/>
+        </w:numPr>
+        <w:bidi w:val="0"/>
+        <w:ind w:left="0" w:leftChars="0" w:firstLine="0" w:firstLineChars="0"/>
+        <w:jc w:val="left"/>
+        <w:rPr>
+          <w:rFonts w:hint="eastAsia"/>
+          <w:lang w:val="en-US" w:eastAsia="zh-CN"/>
+        </w:rPr>
+      </w:pPr>
+      <w:r>
+        <w:rPr>
+          <w:rFonts w:hint="eastAsia"/>
+          <w:lang w:val="en-US" w:eastAsia="zh-CN"/>
+        </w:rPr>
+        <w:t>血牛（反伤流，条件：反伤流）</w:t>
+      </w:r>
+    </w:p>
+    <w:p>
+      <w:pPr>
+        <w:numPr>
+          <w:numId w:val="0"/>
+        </w:numPr>
+        <w:bidi w:val="0"/>
+        <w:ind w:leftChars="0"/>
+        <w:jc w:val="left"/>
+        <w:rPr>
+          <w:rFonts w:hint="eastAsia"/>
+          <w:lang w:val="en-US" w:eastAsia="zh-CN"/>
+        </w:rPr>
+      </w:pPr>
+      <w:r>
+        <w:rPr>
+          <w:rFonts w:hint="eastAsia"/>
+          <w:lang w:val="en-US" w:eastAsia="zh-CN"/>
+        </w:rPr>
+        <w:t>非常单纯的回满血量并增加最大血量</w:t>
+      </w:r>
+    </w:p>
+    <w:p>
+      <w:pPr>
+        <w:spacing w:beforeLines="0" w:afterLines="0"/>
+        <w:jc w:val="left"/>
+        <w:rPr>
+          <w:rFonts w:hint="eastAsia" w:ascii="新宋体" w:hAnsi="新宋体" w:eastAsia="新宋体"/>
+          <w:color w:val="000000"/>
+          <w:sz w:val="19"/>
+          <w:szCs w:val="24"/>
+          <w:highlight w:val="white"/>
+        </w:rPr>
+      </w:pPr>
+      <w:r>
+        <w:rPr>
+          <w:rFonts w:hint="eastAsia" w:ascii="新宋体" w:hAnsi="新宋体" w:eastAsia="新宋体"/>
+          <w:color w:val="000000"/>
+          <w:sz w:val="19"/>
+          <w:szCs w:val="24"/>
+          <w:highlight w:val="white"/>
+        </w:rPr>
+        <w:t xml:space="preserve">                    </w:t>
+      </w:r>
+      <w:r>
+        <w:rPr>
+          <w:rFonts w:hint="eastAsia" w:ascii="新宋体" w:hAnsi="新宋体" w:eastAsia="新宋体"/>
+          <w:color w:val="0000FF"/>
+          <w:sz w:val="19"/>
+          <w:szCs w:val="24"/>
+          <w:highlight w:val="white"/>
+        </w:rPr>
+        <w:t>if</w:t>
+      </w:r>
+      <w:r>
+        <w:rPr>
+          <w:rFonts w:hint="eastAsia" w:ascii="新宋体" w:hAnsi="新宋体" w:eastAsia="新宋体"/>
+          <w:color w:val="000000"/>
+          <w:sz w:val="19"/>
+          <w:szCs w:val="24"/>
+          <w:highlight w:val="white"/>
+        </w:rPr>
+        <w:t>(L==1){hp=15; MaxHP=15; }</w:t>
+      </w:r>
+    </w:p>
+    <w:p>
+      <w:pPr>
+        <w:spacing w:beforeLines="0" w:afterLines="0"/>
+        <w:jc w:val="left"/>
+        <w:rPr>
+          <w:rFonts w:hint="eastAsia" w:ascii="新宋体" w:hAnsi="新宋体" w:eastAsia="新宋体"/>
+          <w:color w:val="000000"/>
+          <w:sz w:val="19"/>
+          <w:szCs w:val="24"/>
+          <w:highlight w:val="white"/>
+        </w:rPr>
+      </w:pPr>
+      <w:r>
+        <w:rPr>
+          <w:rFonts w:hint="eastAsia" w:ascii="新宋体" w:hAnsi="新宋体" w:eastAsia="新宋体"/>
+          <w:color w:val="000000"/>
+          <w:sz w:val="19"/>
+          <w:szCs w:val="24"/>
+          <w:highlight w:val="white"/>
+        </w:rPr>
+        <w:t xml:space="preserve">                    </w:t>
+      </w:r>
+      <w:r>
+        <w:rPr>
+          <w:rFonts w:hint="eastAsia" w:ascii="新宋体" w:hAnsi="新宋体" w:eastAsia="新宋体"/>
+          <w:color w:val="0000FF"/>
+          <w:sz w:val="19"/>
+          <w:szCs w:val="24"/>
+          <w:highlight w:val="white"/>
+        </w:rPr>
+        <w:t>else</w:t>
+      </w:r>
+      <w:r>
+        <w:rPr>
+          <w:rFonts w:hint="eastAsia" w:ascii="新宋体" w:hAnsi="新宋体" w:eastAsia="新宋体"/>
+          <w:color w:val="000000"/>
+          <w:sz w:val="19"/>
+          <w:szCs w:val="24"/>
+          <w:highlight w:val="white"/>
+        </w:rPr>
+        <w:t xml:space="preserve"> </w:t>
+      </w:r>
+      <w:r>
+        <w:rPr>
+          <w:rFonts w:hint="eastAsia" w:ascii="新宋体" w:hAnsi="新宋体" w:eastAsia="新宋体"/>
+          <w:color w:val="0000FF"/>
+          <w:sz w:val="19"/>
+          <w:szCs w:val="24"/>
+          <w:highlight w:val="white"/>
+        </w:rPr>
+        <w:t>if</w:t>
+      </w:r>
+      <w:r>
+        <w:rPr>
+          <w:rFonts w:hint="eastAsia" w:ascii="新宋体" w:hAnsi="新宋体" w:eastAsia="新宋体"/>
+          <w:color w:val="000000"/>
+          <w:sz w:val="19"/>
+          <w:szCs w:val="24"/>
+          <w:highlight w:val="white"/>
+        </w:rPr>
+        <w:t>(L==2){hp=19;MaxHP=29; }</w:t>
+      </w:r>
+    </w:p>
+    <w:p>
+      <w:pPr>
+        <w:spacing w:beforeLines="0" w:afterLines="0"/>
+        <w:jc w:val="left"/>
+        <w:rPr>
+          <w:rFonts w:hint="eastAsia" w:ascii="新宋体" w:hAnsi="新宋体" w:eastAsia="新宋体"/>
+          <w:color w:val="000000"/>
+          <w:sz w:val="19"/>
+          <w:szCs w:val="24"/>
+          <w:highlight w:val="white"/>
+        </w:rPr>
+      </w:pPr>
+      <w:r>
+        <w:rPr>
+          <w:rFonts w:hint="eastAsia" w:ascii="新宋体" w:hAnsi="新宋体" w:eastAsia="新宋体"/>
+          <w:color w:val="000000"/>
+          <w:sz w:val="19"/>
+          <w:szCs w:val="24"/>
+          <w:highlight w:val="white"/>
+        </w:rPr>
+        <w:t xml:space="preserve">                    </w:t>
+      </w:r>
+      <w:r>
+        <w:rPr>
+          <w:rFonts w:hint="eastAsia" w:ascii="新宋体" w:hAnsi="新宋体" w:eastAsia="新宋体"/>
+          <w:color w:val="0000FF"/>
+          <w:sz w:val="19"/>
+          <w:szCs w:val="24"/>
+          <w:highlight w:val="white"/>
+        </w:rPr>
+        <w:t>else</w:t>
+      </w:r>
+      <w:r>
+        <w:rPr>
+          <w:rFonts w:hint="eastAsia" w:ascii="新宋体" w:hAnsi="新宋体" w:eastAsia="新宋体"/>
+          <w:color w:val="000000"/>
+          <w:sz w:val="19"/>
+          <w:szCs w:val="24"/>
+          <w:highlight w:val="white"/>
+        </w:rPr>
+        <w:t xml:space="preserve"> </w:t>
+      </w:r>
+      <w:r>
+        <w:rPr>
+          <w:rFonts w:hint="eastAsia" w:ascii="新宋体" w:hAnsi="新宋体" w:eastAsia="新宋体"/>
+          <w:color w:val="0000FF"/>
+          <w:sz w:val="19"/>
+          <w:szCs w:val="24"/>
+          <w:highlight w:val="white"/>
+        </w:rPr>
+        <w:t>if</w:t>
+      </w:r>
+      <w:r>
+        <w:rPr>
+          <w:rFonts w:hint="eastAsia" w:ascii="新宋体" w:hAnsi="新宋体" w:eastAsia="新宋体"/>
+          <w:color w:val="000000"/>
+          <w:sz w:val="19"/>
+          <w:szCs w:val="24"/>
+          <w:highlight w:val="white"/>
+        </w:rPr>
+        <w:t>(L==3){hp=23;MaxHP=23; }</w:t>
+      </w:r>
+    </w:p>
+    <w:p>
+      <w:pPr>
+        <w:spacing w:beforeLines="0" w:afterLines="0"/>
+        <w:jc w:val="left"/>
+        <w:rPr>
+          <w:rFonts w:hint="eastAsia" w:ascii="新宋体" w:hAnsi="新宋体" w:eastAsia="新宋体"/>
+          <w:color w:val="000000"/>
+          <w:sz w:val="19"/>
+          <w:szCs w:val="24"/>
+          <w:highlight w:val="white"/>
+        </w:rPr>
+      </w:pPr>
+      <w:r>
+        <w:rPr>
+          <w:rFonts w:hint="eastAsia" w:ascii="新宋体" w:hAnsi="新宋体" w:eastAsia="新宋体"/>
+          <w:color w:val="000000"/>
+          <w:sz w:val="19"/>
+          <w:szCs w:val="24"/>
+          <w:highlight w:val="white"/>
+        </w:rPr>
+        <w:t xml:space="preserve">                    </w:t>
+      </w:r>
+      <w:r>
+        <w:rPr>
+          <w:rFonts w:hint="eastAsia" w:ascii="新宋体" w:hAnsi="新宋体" w:eastAsia="新宋体"/>
+          <w:color w:val="0000FF"/>
+          <w:sz w:val="19"/>
+          <w:szCs w:val="24"/>
+          <w:highlight w:val="white"/>
+        </w:rPr>
+        <w:t>else</w:t>
+      </w:r>
+      <w:r>
+        <w:rPr>
+          <w:rFonts w:hint="eastAsia" w:ascii="新宋体" w:hAnsi="新宋体" w:eastAsia="新宋体"/>
+          <w:color w:val="000000"/>
+          <w:sz w:val="19"/>
+          <w:szCs w:val="24"/>
+          <w:highlight w:val="white"/>
+        </w:rPr>
+        <w:t xml:space="preserve"> </w:t>
+      </w:r>
+      <w:r>
+        <w:rPr>
+          <w:rFonts w:hint="eastAsia" w:ascii="新宋体" w:hAnsi="新宋体" w:eastAsia="新宋体"/>
+          <w:color w:val="0000FF"/>
+          <w:sz w:val="19"/>
+          <w:szCs w:val="24"/>
+          <w:highlight w:val="white"/>
+        </w:rPr>
+        <w:t>if</w:t>
+      </w:r>
+      <w:r>
+        <w:rPr>
+          <w:rFonts w:hint="eastAsia" w:ascii="新宋体" w:hAnsi="新宋体" w:eastAsia="新宋体"/>
+          <w:color w:val="000000"/>
+          <w:sz w:val="19"/>
+          <w:szCs w:val="24"/>
+          <w:highlight w:val="white"/>
+        </w:rPr>
+        <w:t>(L==4){hp=27;MaxHP=27; }</w:t>
+      </w:r>
+    </w:p>
+    <w:p>
+      <w:pPr>
+        <w:numPr>
+          <w:ilvl w:val="-2"/>
+          <w:numId w:val="0"/>
+        </w:numPr>
+        <w:bidi w:val="0"/>
+        <w:ind w:leftChars="0"/>
+        <w:jc w:val="left"/>
+        <w:rPr>
+          <w:rFonts w:hint="eastAsia" w:ascii="新宋体" w:hAnsi="新宋体" w:eastAsia="新宋体"/>
+          <w:color w:val="000000"/>
+          <w:sz w:val="19"/>
+          <w:szCs w:val="24"/>
+          <w:highlight w:val="white"/>
+          <w:lang w:val="en-US" w:eastAsia="zh-CN"/>
+        </w:rPr>
+      </w:pPr>
+      <w:r>
+        <w:rPr>
+          <w:rFonts w:hint="eastAsia" w:ascii="新宋体" w:hAnsi="新宋体" w:eastAsia="新宋体"/>
+          <w:color w:val="000000"/>
+          <w:sz w:val="19"/>
+          <w:szCs w:val="24"/>
+          <w:highlight w:val="white"/>
+        </w:rPr>
+        <w:t xml:space="preserve">                    </w:t>
+      </w:r>
+      <w:r>
+        <w:rPr>
+          <w:rFonts w:hint="eastAsia" w:ascii="新宋体" w:hAnsi="新宋体" w:eastAsia="新宋体"/>
+          <w:color w:val="0000FF"/>
+          <w:sz w:val="19"/>
+          <w:szCs w:val="24"/>
+          <w:highlight w:val="white"/>
+        </w:rPr>
+        <w:t>else</w:t>
+      </w:r>
+      <w:r>
+        <w:rPr>
+          <w:rFonts w:hint="eastAsia" w:ascii="新宋体" w:hAnsi="新宋体" w:eastAsia="新宋体"/>
+          <w:color w:val="000000"/>
+          <w:sz w:val="19"/>
+          <w:szCs w:val="24"/>
+          <w:highlight w:val="white"/>
+        </w:rPr>
+        <w:t xml:space="preserve"> </w:t>
+      </w:r>
+      <w:r>
+        <w:rPr>
+          <w:rFonts w:hint="eastAsia" w:ascii="新宋体" w:hAnsi="新宋体" w:eastAsia="新宋体"/>
+          <w:color w:val="0000FF"/>
+          <w:sz w:val="19"/>
+          <w:szCs w:val="24"/>
+          <w:highlight w:val="white"/>
+        </w:rPr>
+        <w:t>if</w:t>
+      </w:r>
+      <w:r>
+        <w:rPr>
+          <w:rFonts w:hint="eastAsia" w:ascii="新宋体" w:hAnsi="新宋体" w:eastAsia="新宋体"/>
+          <w:color w:val="000000"/>
+          <w:sz w:val="19"/>
+          <w:szCs w:val="24"/>
+          <w:highlight w:val="white"/>
+        </w:rPr>
+        <w:t>(L==5){hp=30;MaxHP=30; }</w:t>
+      </w:r>
+    </w:p>
+    <w:p>
+      <w:pPr>
+        <w:numPr>
+          <w:numId w:val="0"/>
+        </w:numPr>
+        <w:bidi w:val="0"/>
+        <w:ind w:leftChars="0"/>
+        <w:jc w:val="left"/>
         <w:rPr>
           <w:rFonts w:hint="default"/>
-          <w:b/>
-          <w:bCs/>
-          <w:sz w:val="32"/>
-          <w:szCs w:val="40"/>
-          <w:lang w:val="en-US" w:eastAsia="zh-CN"/>
-        </w:rPr>
-      </w:pPr>
-    </w:p>
-    <w:p>
-      <w:pPr>
-        <w:rPr>
-          <w:rFonts w:hint="default"/>
-          <w:b/>
-          <w:bCs/>
-          <w:sz w:val="32"/>
-          <w:szCs w:val="40"/>
-          <w:lang w:val="en-US" w:eastAsia="zh-CN"/>
-        </w:rPr>
-      </w:pPr>
-    </w:p>
-    <w:p>
-      <w:pPr>
+          <w:lang w:val="en-US" w:eastAsia="zh-CN"/>
+        </w:rPr>
+      </w:pPr>
+    </w:p>
+    <w:p>
+      <w:pPr>
+        <w:numPr>
+          <w:numId w:val="0"/>
+        </w:numPr>
         <w:rPr>
           <w:rFonts w:hint="default"/>
           <w:b/>
@@ -763,6 +1291,30 @@
     </w:sectPr>
   </w:body>
 </w:document>
+</file>
+
+<file path=word/numbering.xml><?xml version="1.0" encoding="utf-8"?>
+<w:numbering xmlns:wpc="http://schemas.microsoft.com/office/word/2010/wordprocessingCanvas" xmlns:mc="http://schemas.openxmlformats.org/markup-compatibility/2006" xmlns:o="urn:schemas-microsoft-com:office:office" xmlns:r="http://schemas.openxmlformats.org/officeDocument/2006/relationships" xmlns:m="http://schemas.openxmlformats.org/officeDocument/2006/math" xmlns:v="urn:schemas-microsoft-com:vml" xmlns:wp14="http://schemas.microsoft.com/office/word/2010/wordprocessingDrawing" xmlns:wp="http://schemas.openxmlformats.org/drawingml/2006/wordprocessingDrawing" xmlns:w10="urn:schemas-microsoft-com:office:word" xmlns:w="http://schemas.openxmlformats.org/wordprocessingml/2006/main" xmlns:w14="http://schemas.microsoft.com/office/word/2010/wordml" xmlns:wpg="http://schemas.microsoft.com/office/word/2010/wordprocessingGroup" xmlns:wpi="http://schemas.microsoft.com/office/word/2010/wordprocessingInk" xmlns:wne="http://schemas.microsoft.com/office/word/2006/wordml" xmlns:wps="http://schemas.microsoft.com/office/word/2010/wordprocessingShape" xmlns:wpsCustomData="http://www.wps.cn/officeDocument/2013/wpsCustomData" mc:Ignorable="w14 wp14">
+  <w:abstractNum w:abstractNumId="0">
+    <w:nsid w:val="0714CE7F"/>
+    <w:multiLevelType w:val="singleLevel"/>
+    <w:tmpl w:val="0714CE7F"/>
+    <w:lvl w:ilvl="0" w:tentative="0">
+      <w:start w:val="1"/>
+      <w:numFmt w:val="decimal"/>
+      <w:lvlText w:val="%1."/>
+      <w:lvlJc w:val="left"/>
+      <w:pPr>
+        <w:tabs>
+          <w:tab w:val="left" w:pos="312"/>
+        </w:tabs>
+      </w:pPr>
+    </w:lvl>
+  </w:abstractNum>
+  <w:num w:numId="1">
+    <w:abstractNumId w:val="0"/>
+  </w:num>
+</w:numbering>
 </file>
 
 <file path=word/styles.xml><?xml version="1.0" encoding="utf-8"?>

--- a/流派克制关系设计.docx
+++ b/流派克制关系设计.docx
@@ -679,577 +679,20 @@
     </w:p>
     <w:p>
       <w:pPr>
-        <w:rPr>
-          <w:rFonts w:hint="default"/>
-          <w:b/>
-          <w:bCs/>
-          <w:sz w:val="32"/>
-          <w:szCs w:val="40"/>
-          <w:lang w:val="en-US" w:eastAsia="zh-CN"/>
-        </w:rPr>
-      </w:pPr>
-      <w:r>
-        <w:rPr>
-          <w:rFonts w:hint="eastAsia"/>
-          <w:b/>
-          <w:bCs/>
-          <w:sz w:val="32"/>
-          <w:szCs w:val="40"/>
-          <w:lang w:val="en-US" w:eastAsia="zh-CN"/>
-        </w:rPr>
-        <w:t>具体能力（未平衡）</w:t>
-      </w:r>
-    </w:p>
-    <w:p>
-      <w:pPr>
-        <w:numPr>
-          <w:ilvl w:val="0"/>
-          <w:numId w:val="1"/>
-        </w:numPr>
-        <w:bidi w:val="0"/>
-        <w:rPr>
-          <w:rFonts w:hint="eastAsia"/>
-          <w:lang w:val="en-US" w:eastAsia="zh-CN"/>
-        </w:rPr>
-      </w:pPr>
-      <w:r>
-        <w:rPr>
-          <w:rFonts w:hint="eastAsia"/>
-          <w:lang w:val="en-US" w:eastAsia="zh-CN"/>
-        </w:rPr>
-        <w:t>刺猬(反伤流，入派能力，条件：未进入其他流派）</w:t>
-      </w:r>
-    </w:p>
-    <w:p>
-      <w:pPr>
         <w:numPr>
           <w:numId w:val="0"/>
         </w:numPr>
-        <w:bidi w:val="0"/>
-        <w:rPr>
-          <w:rFonts w:hint="default"/>
-          <w:lang w:val="en-US" w:eastAsia="zh-CN"/>
-        </w:rPr>
-      </w:pPr>
-      <w:r>
-        <w:rPr>
-          <w:rFonts w:hint="eastAsia"/>
-          <w:lang w:val="en-US" w:eastAsia="zh-CN"/>
-        </w:rPr>
-        <w:t>限制最大速度2，限制子弹速度除以3</w:t>
-      </w:r>
+        <w:rPr>
+          <w:rFonts w:hint="default"/>
+          <w:b/>
+          <w:bCs/>
+          <w:sz w:val="32"/>
+          <w:szCs w:val="40"/>
+          <w:lang w:val="en-US" w:eastAsia="zh-CN"/>
+        </w:rPr>
+      </w:pPr>
       <w:bookmarkStart w:id="0" w:name="_GoBack"/>
       <w:bookmarkEnd w:id="0"/>
-    </w:p>
-    <w:p>
-      <w:pPr>
-        <w:numPr>
-          <w:numId w:val="0"/>
-        </w:numPr>
-        <w:bidi w:val="0"/>
-        <w:rPr>
-          <w:rFonts w:hint="eastAsia"/>
-          <w:lang w:val="en-US" w:eastAsia="zh-CN"/>
-        </w:rPr>
-      </w:pPr>
-      <w:r>
-        <w:rPr>
-          <w:rFonts w:hint="eastAsia"/>
-          <w:lang w:val="en-US" w:eastAsia="zh-CN"/>
-        </w:rPr>
-        <w:t>将敌人给予的伤害（格挡前）进行反弹</w:t>
-      </w:r>
-    </w:p>
-    <w:p>
-      <w:pPr>
-        <w:numPr>
-          <w:numId w:val="0"/>
-        </w:numPr>
-        <w:bidi w:val="0"/>
-        <w:rPr>
-          <w:rFonts w:hint="eastAsia"/>
-          <w:lang w:val="en-US" w:eastAsia="zh-CN"/>
-        </w:rPr>
-      </w:pPr>
-      <w:r>
-        <w:rPr>
-          <w:rFonts w:hint="eastAsia"/>
-          <w:lang w:val="en-US" w:eastAsia="zh-CN"/>
-        </w:rPr>
-        <w:t>反弹比例</w:t>
-      </w:r>
-    </w:p>
-    <w:p>
-      <w:pPr>
-        <w:numPr>
-          <w:numId w:val="0"/>
-        </w:numPr>
-        <w:bidi w:val="0"/>
-        <w:rPr>
-          <w:rFonts w:hint="eastAsia"/>
-          <w:lang w:val="en-US" w:eastAsia="zh-CN"/>
-        </w:rPr>
-      </w:pPr>
-      <w:r>
-        <w:rPr>
-          <w:rFonts w:hint="eastAsia"/>
-          <w:lang w:val="en-US" w:eastAsia="zh-CN"/>
-        </w:rPr>
-        <w:t>1级0.1</w:t>
-      </w:r>
-    </w:p>
-    <w:p>
-      <w:pPr>
-        <w:numPr>
-          <w:numId w:val="0"/>
-        </w:numPr>
-        <w:bidi w:val="0"/>
-        <w:jc w:val="left"/>
-        <w:rPr>
-          <w:rFonts w:hint="eastAsia"/>
-          <w:lang w:val="en-US" w:eastAsia="zh-CN"/>
-        </w:rPr>
-      </w:pPr>
-      <w:r>
-        <w:rPr>
-          <w:rFonts w:hint="eastAsia"/>
-          <w:lang w:val="en-US" w:eastAsia="zh-CN"/>
-        </w:rPr>
-        <w:t>2级 0.3</w:t>
-      </w:r>
-    </w:p>
-    <w:p>
-      <w:pPr>
-        <w:numPr>
-          <w:numId w:val="0"/>
-        </w:numPr>
-        <w:bidi w:val="0"/>
-        <w:jc w:val="left"/>
-        <w:rPr>
-          <w:rFonts w:hint="eastAsia"/>
-          <w:lang w:val="en-US" w:eastAsia="zh-CN"/>
-        </w:rPr>
-      </w:pPr>
-      <w:r>
-        <w:rPr>
-          <w:rFonts w:hint="eastAsia"/>
-          <w:lang w:val="en-US" w:eastAsia="zh-CN"/>
-        </w:rPr>
-        <w:t>3级0.5</w:t>
-      </w:r>
-    </w:p>
-    <w:p>
-      <w:pPr>
-        <w:numPr>
-          <w:numId w:val="0"/>
-        </w:numPr>
-        <w:bidi w:val="0"/>
-        <w:jc w:val="left"/>
-        <w:rPr>
-          <w:rFonts w:hint="eastAsia"/>
-          <w:lang w:val="en-US" w:eastAsia="zh-CN"/>
-        </w:rPr>
-      </w:pPr>
-      <w:r>
-        <w:rPr>
-          <w:rFonts w:hint="eastAsia"/>
-          <w:lang w:val="en-US" w:eastAsia="zh-CN"/>
-        </w:rPr>
-        <w:t>4级0.6</w:t>
-      </w:r>
-    </w:p>
-    <w:p>
-      <w:pPr>
-        <w:numPr>
-          <w:numId w:val="0"/>
-        </w:numPr>
-        <w:bidi w:val="0"/>
-        <w:jc w:val="left"/>
-        <w:rPr>
-          <w:rFonts w:hint="eastAsia"/>
-          <w:lang w:val="en-US" w:eastAsia="zh-CN"/>
-        </w:rPr>
-      </w:pPr>
-      <w:r>
-        <w:rPr>
-          <w:rFonts w:hint="eastAsia"/>
-          <w:lang w:val="en-US" w:eastAsia="zh-CN"/>
-        </w:rPr>
-        <w:t>5级0.7</w:t>
-      </w:r>
-    </w:p>
-    <w:p>
-      <w:pPr>
-        <w:numPr>
-          <w:ilvl w:val="0"/>
-          <w:numId w:val="1"/>
-        </w:numPr>
-        <w:bidi w:val="0"/>
-        <w:ind w:left="0" w:leftChars="0" w:firstLine="0" w:firstLineChars="0"/>
-        <w:jc w:val="left"/>
-        <w:rPr>
-          <w:rFonts w:hint="eastAsia"/>
-          <w:lang w:val="en-US" w:eastAsia="zh-CN"/>
-        </w:rPr>
-      </w:pPr>
-      <w:r>
-        <w:rPr>
-          <w:rFonts w:hint="eastAsia"/>
-          <w:lang w:val="en-US" w:eastAsia="zh-CN"/>
-        </w:rPr>
-        <w:t>血牛（反伤流，条件：反伤流）</w:t>
-      </w:r>
-    </w:p>
-    <w:p>
-      <w:pPr>
-        <w:numPr>
-          <w:numId w:val="0"/>
-        </w:numPr>
-        <w:bidi w:val="0"/>
-        <w:ind w:leftChars="0"/>
-        <w:jc w:val="left"/>
-        <w:rPr>
-          <w:rFonts w:hint="eastAsia"/>
-          <w:lang w:val="en-US" w:eastAsia="zh-CN"/>
-        </w:rPr>
-      </w:pPr>
-      <w:r>
-        <w:rPr>
-          <w:rFonts w:hint="eastAsia"/>
-          <w:lang w:val="en-US" w:eastAsia="zh-CN"/>
-        </w:rPr>
-        <w:t>非常单纯的回满血量并增加最大血量</w:t>
-      </w:r>
-    </w:p>
-    <w:p>
-      <w:pPr>
-        <w:spacing w:beforeLines="0" w:afterLines="0"/>
-        <w:jc w:val="left"/>
-        <w:rPr>
-          <w:rFonts w:hint="eastAsia" w:ascii="新宋体" w:hAnsi="新宋体" w:eastAsia="新宋体"/>
-          <w:color w:val="000000"/>
-          <w:sz w:val="19"/>
-          <w:szCs w:val="24"/>
-          <w:highlight w:val="white"/>
-        </w:rPr>
-      </w:pPr>
-      <w:r>
-        <w:rPr>
-          <w:rFonts w:hint="eastAsia" w:ascii="新宋体" w:hAnsi="新宋体" w:eastAsia="新宋体"/>
-          <w:color w:val="000000"/>
-          <w:sz w:val="19"/>
-          <w:szCs w:val="24"/>
-          <w:highlight w:val="white"/>
-        </w:rPr>
-        <w:t xml:space="preserve">                    </w:t>
-      </w:r>
-      <w:r>
-        <w:rPr>
-          <w:rFonts w:hint="eastAsia" w:ascii="新宋体" w:hAnsi="新宋体" w:eastAsia="新宋体"/>
-          <w:color w:val="0000FF"/>
-          <w:sz w:val="19"/>
-          <w:szCs w:val="24"/>
-          <w:highlight w:val="white"/>
-        </w:rPr>
-        <w:t>if</w:t>
-      </w:r>
-      <w:r>
-        <w:rPr>
-          <w:rFonts w:hint="eastAsia" w:ascii="新宋体" w:hAnsi="新宋体" w:eastAsia="新宋体"/>
-          <w:color w:val="000000"/>
-          <w:sz w:val="19"/>
-          <w:szCs w:val="24"/>
-          <w:highlight w:val="white"/>
-        </w:rPr>
-        <w:t>(L==1){hp=15; MaxHP=15; }</w:t>
-      </w:r>
-    </w:p>
-    <w:p>
-      <w:pPr>
-        <w:spacing w:beforeLines="0" w:afterLines="0"/>
-        <w:jc w:val="left"/>
-        <w:rPr>
-          <w:rFonts w:hint="eastAsia" w:ascii="新宋体" w:hAnsi="新宋体" w:eastAsia="新宋体"/>
-          <w:color w:val="000000"/>
-          <w:sz w:val="19"/>
-          <w:szCs w:val="24"/>
-          <w:highlight w:val="white"/>
-        </w:rPr>
-      </w:pPr>
-      <w:r>
-        <w:rPr>
-          <w:rFonts w:hint="eastAsia" w:ascii="新宋体" w:hAnsi="新宋体" w:eastAsia="新宋体"/>
-          <w:color w:val="000000"/>
-          <w:sz w:val="19"/>
-          <w:szCs w:val="24"/>
-          <w:highlight w:val="white"/>
-        </w:rPr>
-        <w:t xml:space="preserve">                    </w:t>
-      </w:r>
-      <w:r>
-        <w:rPr>
-          <w:rFonts w:hint="eastAsia" w:ascii="新宋体" w:hAnsi="新宋体" w:eastAsia="新宋体"/>
-          <w:color w:val="0000FF"/>
-          <w:sz w:val="19"/>
-          <w:szCs w:val="24"/>
-          <w:highlight w:val="white"/>
-        </w:rPr>
-        <w:t>else</w:t>
-      </w:r>
-      <w:r>
-        <w:rPr>
-          <w:rFonts w:hint="eastAsia" w:ascii="新宋体" w:hAnsi="新宋体" w:eastAsia="新宋体"/>
-          <w:color w:val="000000"/>
-          <w:sz w:val="19"/>
-          <w:szCs w:val="24"/>
-          <w:highlight w:val="white"/>
-        </w:rPr>
-        <w:t xml:space="preserve"> </w:t>
-      </w:r>
-      <w:r>
-        <w:rPr>
-          <w:rFonts w:hint="eastAsia" w:ascii="新宋体" w:hAnsi="新宋体" w:eastAsia="新宋体"/>
-          <w:color w:val="0000FF"/>
-          <w:sz w:val="19"/>
-          <w:szCs w:val="24"/>
-          <w:highlight w:val="white"/>
-        </w:rPr>
-        <w:t>if</w:t>
-      </w:r>
-      <w:r>
-        <w:rPr>
-          <w:rFonts w:hint="eastAsia" w:ascii="新宋体" w:hAnsi="新宋体" w:eastAsia="新宋体"/>
-          <w:color w:val="000000"/>
-          <w:sz w:val="19"/>
-          <w:szCs w:val="24"/>
-          <w:highlight w:val="white"/>
-        </w:rPr>
-        <w:t>(L==2){hp=19;MaxHP=29; }</w:t>
-      </w:r>
-    </w:p>
-    <w:p>
-      <w:pPr>
-        <w:spacing w:beforeLines="0" w:afterLines="0"/>
-        <w:jc w:val="left"/>
-        <w:rPr>
-          <w:rFonts w:hint="eastAsia" w:ascii="新宋体" w:hAnsi="新宋体" w:eastAsia="新宋体"/>
-          <w:color w:val="000000"/>
-          <w:sz w:val="19"/>
-          <w:szCs w:val="24"/>
-          <w:highlight w:val="white"/>
-        </w:rPr>
-      </w:pPr>
-      <w:r>
-        <w:rPr>
-          <w:rFonts w:hint="eastAsia" w:ascii="新宋体" w:hAnsi="新宋体" w:eastAsia="新宋体"/>
-          <w:color w:val="000000"/>
-          <w:sz w:val="19"/>
-          <w:szCs w:val="24"/>
-          <w:highlight w:val="white"/>
-        </w:rPr>
-        <w:t xml:space="preserve">                    </w:t>
-      </w:r>
-      <w:r>
-        <w:rPr>
-          <w:rFonts w:hint="eastAsia" w:ascii="新宋体" w:hAnsi="新宋体" w:eastAsia="新宋体"/>
-          <w:color w:val="0000FF"/>
-          <w:sz w:val="19"/>
-          <w:szCs w:val="24"/>
-          <w:highlight w:val="white"/>
-        </w:rPr>
-        <w:t>else</w:t>
-      </w:r>
-      <w:r>
-        <w:rPr>
-          <w:rFonts w:hint="eastAsia" w:ascii="新宋体" w:hAnsi="新宋体" w:eastAsia="新宋体"/>
-          <w:color w:val="000000"/>
-          <w:sz w:val="19"/>
-          <w:szCs w:val="24"/>
-          <w:highlight w:val="white"/>
-        </w:rPr>
-        <w:t xml:space="preserve"> </w:t>
-      </w:r>
-      <w:r>
-        <w:rPr>
-          <w:rFonts w:hint="eastAsia" w:ascii="新宋体" w:hAnsi="新宋体" w:eastAsia="新宋体"/>
-          <w:color w:val="0000FF"/>
-          <w:sz w:val="19"/>
-          <w:szCs w:val="24"/>
-          <w:highlight w:val="white"/>
-        </w:rPr>
-        <w:t>if</w:t>
-      </w:r>
-      <w:r>
-        <w:rPr>
-          <w:rFonts w:hint="eastAsia" w:ascii="新宋体" w:hAnsi="新宋体" w:eastAsia="新宋体"/>
-          <w:color w:val="000000"/>
-          <w:sz w:val="19"/>
-          <w:szCs w:val="24"/>
-          <w:highlight w:val="white"/>
-        </w:rPr>
-        <w:t>(L==3){hp=23;MaxHP=23; }</w:t>
-      </w:r>
-    </w:p>
-    <w:p>
-      <w:pPr>
-        <w:spacing w:beforeLines="0" w:afterLines="0"/>
-        <w:jc w:val="left"/>
-        <w:rPr>
-          <w:rFonts w:hint="eastAsia" w:ascii="新宋体" w:hAnsi="新宋体" w:eastAsia="新宋体"/>
-          <w:color w:val="000000"/>
-          <w:sz w:val="19"/>
-          <w:szCs w:val="24"/>
-          <w:highlight w:val="white"/>
-        </w:rPr>
-      </w:pPr>
-      <w:r>
-        <w:rPr>
-          <w:rFonts w:hint="eastAsia" w:ascii="新宋体" w:hAnsi="新宋体" w:eastAsia="新宋体"/>
-          <w:color w:val="000000"/>
-          <w:sz w:val="19"/>
-          <w:szCs w:val="24"/>
-          <w:highlight w:val="white"/>
-        </w:rPr>
-        <w:t xml:space="preserve">                    </w:t>
-      </w:r>
-      <w:r>
-        <w:rPr>
-          <w:rFonts w:hint="eastAsia" w:ascii="新宋体" w:hAnsi="新宋体" w:eastAsia="新宋体"/>
-          <w:color w:val="0000FF"/>
-          <w:sz w:val="19"/>
-          <w:szCs w:val="24"/>
-          <w:highlight w:val="white"/>
-        </w:rPr>
-        <w:t>else</w:t>
-      </w:r>
-      <w:r>
-        <w:rPr>
-          <w:rFonts w:hint="eastAsia" w:ascii="新宋体" w:hAnsi="新宋体" w:eastAsia="新宋体"/>
-          <w:color w:val="000000"/>
-          <w:sz w:val="19"/>
-          <w:szCs w:val="24"/>
-          <w:highlight w:val="white"/>
-        </w:rPr>
-        <w:t xml:space="preserve"> </w:t>
-      </w:r>
-      <w:r>
-        <w:rPr>
-          <w:rFonts w:hint="eastAsia" w:ascii="新宋体" w:hAnsi="新宋体" w:eastAsia="新宋体"/>
-          <w:color w:val="0000FF"/>
-          <w:sz w:val="19"/>
-          <w:szCs w:val="24"/>
-          <w:highlight w:val="white"/>
-        </w:rPr>
-        <w:t>if</w:t>
-      </w:r>
-      <w:r>
-        <w:rPr>
-          <w:rFonts w:hint="eastAsia" w:ascii="新宋体" w:hAnsi="新宋体" w:eastAsia="新宋体"/>
-          <w:color w:val="000000"/>
-          <w:sz w:val="19"/>
-          <w:szCs w:val="24"/>
-          <w:highlight w:val="white"/>
-        </w:rPr>
-        <w:t>(L==4){hp=27;MaxHP=27; }</w:t>
-      </w:r>
-    </w:p>
-    <w:p>
-      <w:pPr>
-        <w:numPr>
-          <w:ilvl w:val="-2"/>
-          <w:numId w:val="0"/>
-        </w:numPr>
-        <w:bidi w:val="0"/>
-        <w:ind w:leftChars="0"/>
-        <w:jc w:val="left"/>
-        <w:rPr>
-          <w:rFonts w:hint="eastAsia" w:ascii="新宋体" w:hAnsi="新宋体" w:eastAsia="新宋体"/>
-          <w:color w:val="000000"/>
-          <w:sz w:val="19"/>
-          <w:szCs w:val="24"/>
-          <w:highlight w:val="white"/>
-          <w:lang w:val="en-US" w:eastAsia="zh-CN"/>
-        </w:rPr>
-      </w:pPr>
-      <w:r>
-        <w:rPr>
-          <w:rFonts w:hint="eastAsia" w:ascii="新宋体" w:hAnsi="新宋体" w:eastAsia="新宋体"/>
-          <w:color w:val="000000"/>
-          <w:sz w:val="19"/>
-          <w:szCs w:val="24"/>
-          <w:highlight w:val="white"/>
-        </w:rPr>
-        <w:t xml:space="preserve">                    </w:t>
-      </w:r>
-      <w:r>
-        <w:rPr>
-          <w:rFonts w:hint="eastAsia" w:ascii="新宋体" w:hAnsi="新宋体" w:eastAsia="新宋体"/>
-          <w:color w:val="0000FF"/>
-          <w:sz w:val="19"/>
-          <w:szCs w:val="24"/>
-          <w:highlight w:val="white"/>
-        </w:rPr>
-        <w:t>else</w:t>
-      </w:r>
-      <w:r>
-        <w:rPr>
-          <w:rFonts w:hint="eastAsia" w:ascii="新宋体" w:hAnsi="新宋体" w:eastAsia="新宋体"/>
-          <w:color w:val="000000"/>
-          <w:sz w:val="19"/>
-          <w:szCs w:val="24"/>
-          <w:highlight w:val="white"/>
-        </w:rPr>
-        <w:t xml:space="preserve"> </w:t>
-      </w:r>
-      <w:r>
-        <w:rPr>
-          <w:rFonts w:hint="eastAsia" w:ascii="新宋体" w:hAnsi="新宋体" w:eastAsia="新宋体"/>
-          <w:color w:val="0000FF"/>
-          <w:sz w:val="19"/>
-          <w:szCs w:val="24"/>
-          <w:highlight w:val="white"/>
-        </w:rPr>
-        <w:t>if</w:t>
-      </w:r>
-      <w:r>
-        <w:rPr>
-          <w:rFonts w:hint="eastAsia" w:ascii="新宋体" w:hAnsi="新宋体" w:eastAsia="新宋体"/>
-          <w:color w:val="000000"/>
-          <w:sz w:val="19"/>
-          <w:szCs w:val="24"/>
-          <w:highlight w:val="white"/>
-        </w:rPr>
-        <w:t>(L==5){hp=30;MaxHP=30; }</w:t>
-      </w:r>
-    </w:p>
-    <w:p>
-      <w:pPr>
-        <w:numPr>
-          <w:numId w:val="0"/>
-        </w:numPr>
-        <w:bidi w:val="0"/>
-        <w:ind w:leftChars="0"/>
-        <w:jc w:val="left"/>
-        <w:rPr>
-          <w:rFonts w:hint="default"/>
-          <w:lang w:val="en-US" w:eastAsia="zh-CN"/>
-        </w:rPr>
-      </w:pPr>
-    </w:p>
-    <w:p>
-      <w:pPr>
-        <w:numPr>
-          <w:numId w:val="0"/>
-        </w:numPr>
-        <w:rPr>
-          <w:rFonts w:hint="default"/>
-          <w:b/>
-          <w:bCs/>
-          <w:sz w:val="32"/>
-          <w:szCs w:val="40"/>
-          <w:lang w:val="en-US" w:eastAsia="zh-CN"/>
-        </w:rPr>
-      </w:pPr>
     </w:p>
     <w:p>
       <w:pPr>
@@ -1291,30 +734,6 @@
     </w:sectPr>
   </w:body>
 </w:document>
-</file>
-
-<file path=word/numbering.xml><?xml version="1.0" encoding="utf-8"?>
-<w:numbering xmlns:wpc="http://schemas.microsoft.com/office/word/2010/wordprocessingCanvas" xmlns:mc="http://schemas.openxmlformats.org/markup-compatibility/2006" xmlns:o="urn:schemas-microsoft-com:office:office" xmlns:r="http://schemas.openxmlformats.org/officeDocument/2006/relationships" xmlns:m="http://schemas.openxmlformats.org/officeDocument/2006/math" xmlns:v="urn:schemas-microsoft-com:vml" xmlns:wp14="http://schemas.microsoft.com/office/word/2010/wordprocessingDrawing" xmlns:wp="http://schemas.openxmlformats.org/drawingml/2006/wordprocessingDrawing" xmlns:w10="urn:schemas-microsoft-com:office:word" xmlns:w="http://schemas.openxmlformats.org/wordprocessingml/2006/main" xmlns:w14="http://schemas.microsoft.com/office/word/2010/wordml" xmlns:wpg="http://schemas.microsoft.com/office/word/2010/wordprocessingGroup" xmlns:wpi="http://schemas.microsoft.com/office/word/2010/wordprocessingInk" xmlns:wne="http://schemas.microsoft.com/office/word/2006/wordml" xmlns:wps="http://schemas.microsoft.com/office/word/2010/wordprocessingShape" xmlns:wpsCustomData="http://www.wps.cn/officeDocument/2013/wpsCustomData" mc:Ignorable="w14 wp14">
-  <w:abstractNum w:abstractNumId="0">
-    <w:nsid w:val="0714CE7F"/>
-    <w:multiLevelType w:val="singleLevel"/>
-    <w:tmpl w:val="0714CE7F"/>
-    <w:lvl w:ilvl="0" w:tentative="0">
-      <w:start w:val="1"/>
-      <w:numFmt w:val="decimal"/>
-      <w:lvlText w:val="%1."/>
-      <w:lvlJc w:val="left"/>
-      <w:pPr>
-        <w:tabs>
-          <w:tab w:val="left" w:pos="312"/>
-        </w:tabs>
-      </w:pPr>
-    </w:lvl>
-  </w:abstractNum>
-  <w:num w:numId="1">
-    <w:abstractNumId w:val="0"/>
-  </w:num>
-</w:numbering>
 </file>
 
 <file path=word/styles.xml><?xml version="1.0" encoding="utf-8"?>
